--- a/MaghaleNegar/Templates/Journals/ArticleTemplate-IJAPAS.docx
+++ b/MaghaleNegar/Templates/Journals/ArticleTemplate-IJAPAS.docx
@@ -334,10 +334,12 @@
     </w:p>
     <w:p>
       <w:pPr>
-        <w:pStyle w:val="KeywordsNegar"/>
-      </w:pPr>
-      <w:r>
-        <w:rPr>
+        <w:pStyle w:val="TitleNegarAuthor"/>
+      </w:pPr>
+      <w:r>
+        <w:rPr>
+          <w:b w:val="0"/>
+          <w:bCs w:val="0"/>
           <w:sz w:val="18"/>
           <w:szCs w:val="18"/>
         </w:rPr>
@@ -345,6 +347,8 @@
       </w:r>
       <w:r>
         <w:rPr>
+          <w:b w:val="0"/>
+          <w:bCs w:val="0"/>
           <w:color w:val="0033CC"/>
           <w:sz w:val="18"/>
           <w:szCs w:val="18"/>
@@ -353,6 +357,8 @@
       </w:r>
       <w:r>
         <w:rPr>
+          <w:b w:val="0"/>
+          <w:bCs w:val="0"/>
           <w:sz w:val="18"/>
           <w:szCs w:val="18"/>
         </w:rPr>
@@ -361,10 +367,12 @@
     </w:p>
     <w:p>
       <w:pPr>
-        <w:pStyle w:val="KeywordsNegar"/>
-      </w:pPr>
-      <w:r>
-        <w:rPr>
+        <w:pStyle w:val="TitleNegarAuthor"/>
+      </w:pPr>
+      <w:r>
+        <w:rPr>
+          <w:b w:val="0"/>
+          <w:bCs w:val="0"/>
           <w:sz w:val="18"/>
           <w:szCs w:val="18"/>
         </w:rPr>
@@ -372,6 +380,8 @@
       </w:r>
       <w:r>
         <w:rPr>
+          <w:b w:val="0"/>
+          <w:bCs w:val="0"/>
           <w:color w:val="0033CC"/>
           <w:sz w:val="18"/>
           <w:szCs w:val="18"/>
@@ -380,6 +390,8 @@
       </w:r>
       <w:r>
         <w:rPr>
+          <w:b w:val="0"/>
+          <w:bCs w:val="0"/>
           <w:sz w:val="18"/>
           <w:szCs w:val="18"/>
         </w:rPr>
@@ -388,10 +400,12 @@
     </w:p>
     <w:p>
       <w:pPr>
-        <w:pStyle w:val="KeywordsNegar"/>
-      </w:pPr>
-      <w:r>
-        <w:rPr>
+        <w:pStyle w:val="TitleNegarAuthor"/>
+      </w:pPr>
+      <w:r>
+        <w:rPr>
+          <w:b w:val="0"/>
+          <w:bCs w:val="0"/>
           <w:sz w:val="18"/>
           <w:szCs w:val="18"/>
         </w:rPr>
@@ -400,6 +414,8 @@
       <w:proofErr w:type="spellStart"/>
       <w:r>
         <w:rPr>
+          <w:b w:val="0"/>
+          <w:bCs w:val="0"/>
           <w:color w:val="0033CC"/>
           <w:sz w:val="18"/>
           <w:szCs w:val="18"/>
@@ -409,6 +425,8 @@
       <w:proofErr w:type="spellEnd"/>
       <w:r>
         <w:rPr>
+          <w:b w:val="0"/>
+          <w:bCs w:val="0"/>
           <w:sz w:val="18"/>
           <w:szCs w:val="18"/>
         </w:rPr>
@@ -417,10 +435,12 @@
     </w:p>
     <w:p>
       <w:pPr>
-        <w:pStyle w:val="KeywordsNegar"/>
-      </w:pPr>
-      <w:r>
-        <w:rPr>
+        <w:pStyle w:val="TitleNegarAuthor"/>
+      </w:pPr>
+      <w:r>
+        <w:rPr>
+          <w:b w:val="0"/>
+          <w:bCs w:val="0"/>
           <w:sz w:val="18"/>
           <w:szCs w:val="18"/>
         </w:rPr>
@@ -428,6 +448,8 @@
       </w:r>
       <w:r>
         <w:rPr>
+          <w:b w:val="0"/>
+          <w:bCs w:val="0"/>
           <w:color w:val="0033CC"/>
           <w:sz w:val="18"/>
           <w:szCs w:val="18"/>
@@ -7147,6 +7169,37 @@
       <w:color w:val="000099"/>
     </w:rPr>
   </w:style>
+  <w:style w:type="paragraph" w:customStyle="1" w:styleId="TitleNegar2">
+    <w:name w:val="TitleNegar2"/>
+    <w:basedOn w:val="TitleNegar1"/>
+    <w:next w:val="BodyNegar"/>
+    <w:qFormat/>
+    <w:pPr>
+      <w:keepNext/>
+      <w:outlineLvl w:val="1"/>
+    </w:pPr>
+    <w:rPr>
+      <w:sz w:val="24"/>
+      <w:szCs w:val="24"/>
+    </w:rPr>
+  </w:style>
+  <w:style w:type="paragraph" w:customStyle="1" w:styleId="TitleNegar3">
+    <w:name w:val="TitleNegar3"/>
+    <w:basedOn w:val="TitleNegar2"/>
+    <w:next w:val="BodyNegar"/>
+    <w:qFormat/>
+    <w:pPr>
+      <w:outlineLvl w:val="2"/>
+    </w:pPr>
+    <w:rPr>
+      <w:b w:val="0"/>
+      <w:bCs w:val="0"/>
+      <w:i/>
+      <w:iCs/>
+      <w:sz w:val="24"/>
+      <w:szCs w:val="24"/>
+    </w:rPr>
+  </w:style>
   <w:style w:type="paragraph" w:customStyle="1" w:styleId="TitleNegarAuthor">
     <w:name w:val="TitleNegarAuthor"/>
     <w:basedOn w:val="BaseNegar"/>
